--- a/09_Software_Architecture.docx
+++ b/09_Software_Architecture.docx
@@ -9,9 +9,8 @@
       </w:pPr>
       <w:r>
         <w:rPr>
-          <w:rFonts w:ascii="Times New Roman" w:hAnsi="Times New Roman" w:eastAsia="Times New Roman"/>
+          <w:rFonts w:ascii="Times New Roman" w:hAnsi="Times New Roman"/>
           <w:b/>
-          <w:color w:val="000000"/>
           <w:sz w:val="32"/>
         </w:rPr>
         <w:t>EVENT MANAGEMENT SYSTEM</w:t>
@@ -24,9 +23,8 @@
       </w:pPr>
       <w:r>
         <w:rPr>
-          <w:rFonts w:ascii="Times New Roman" w:hAnsi="Times New Roman" w:eastAsia="Times New Roman"/>
+          <w:rFonts w:ascii="Times New Roman" w:hAnsi="Times New Roman"/>
           <w:b/>
-          <w:color w:val="000000"/>
           <w:sz w:val="26"/>
         </w:rPr>
         <w:t>9. Software Architecture</w:t>
@@ -39,8 +37,7 @@
       </w:pPr>
       <w:r>
         <w:rPr>
-          <w:rFonts w:ascii="Times New Roman" w:hAnsi="Times New Roman" w:eastAsia="Times New Roman"/>
-          <w:color w:val="000000"/>
+          <w:rFonts w:ascii="Times New Roman" w:hAnsi="Times New Roman"/>
           <w:sz w:val="22"/>
         </w:rPr>
         <w:t>Team E7</w:t>
@@ -52,6 +49,10 @@
         <w:jc w:val="center"/>
       </w:pPr>
       <w:r>
+        <w:rPr>
+          <w:rFonts w:ascii="Times New Roman" w:hAnsi="Times New Roman"/>
+          <w:sz w:val="22"/>
+        </w:rPr>
         <w:t>Saketh Narayanam – PES1UG24CS292 | Neeraj R Gowda – PES1UG24CS295 | Likhith Reddy M – PES1UG24CS282 | N. Adil Ahmed – PES1UG24CS285</w:t>
       </w:r>
     </w:p>
@@ -632,16 +633,12 @@
             <w:vAlign w:val="center"/>
           </w:tcPr>
           <w:p>
-            <w:pPr>
-              <w:spacing w:after="40" w:line="240" w:lineRule="auto"/>
-            </w:pPr>
             <w:r>
               <w:rPr>
                 <w:rFonts w:ascii="Times New Roman" w:hAnsi="Times New Roman"/>
-                <w:color w:val="000000"/>
-                <w:sz w:val="18"/>
+                <w:sz w:val="19"/>
               </w:rPr>
-              <w:t>Prepares event updates, registration confirmations, and registration-related reports.</w:t>
+              <w:t>Sends event updates, exposes registration information, and supports registration/report generation.</w:t>
             </w:r>
           </w:p>
         </w:tc>
@@ -763,17 +760,12 @@
         <w:tc>
           <w:tcPr>
             <w:tcW w:type="dxa" w:w="4320"/>
-            <w:vAlign w:val="center"/>
           </w:tcPr>
           <w:p>
-            <w:pPr>
-              <w:spacing w:after="40" w:line="240" w:lineRule="auto"/>
-            </w:pPr>
             <w:r>
               <w:rPr>
                 <w:rFonts w:ascii="Times New Roman" w:hAnsi="Times New Roman"/>
-                <w:color w:val="000000"/>
-                <w:sz w:val="18"/>
+                <w:sz w:val="19"/>
               </w:rPr>
               <w:t>FR-01 / Authentication</w:t>
             </w:r>
@@ -782,17 +774,12 @@
         <w:tc>
           <w:tcPr>
             <w:tcW w:type="dxa" w:w="4320"/>
-            <w:vAlign w:val="center"/>
           </w:tcPr>
           <w:p>
-            <w:pPr>
-              <w:spacing w:after="40" w:line="240" w:lineRule="auto"/>
-            </w:pPr>
             <w:r>
               <w:rPr>
                 <w:rFonts w:ascii="Times New Roman" w:hAnsi="Times New Roman"/>
-                <w:color w:val="000000"/>
-                <w:sz w:val="18"/>
+                <w:sz w:val="19"/>
               </w:rPr>
               <w:t>Authentication &amp; Role Management</w:t>
             </w:r>
@@ -803,17 +790,12 @@
         <w:tc>
           <w:tcPr>
             <w:tcW w:type="dxa" w:w="4320"/>
-            <w:vAlign w:val="center"/>
           </w:tcPr>
           <w:p>
-            <w:pPr>
-              <w:spacing w:after="40" w:line="240" w:lineRule="auto"/>
-            </w:pPr>
             <w:r>
               <w:rPr>
                 <w:rFonts w:ascii="Times New Roman" w:hAnsi="Times New Roman"/>
-                <w:color w:val="000000"/>
-                <w:sz w:val="18"/>
+                <w:sz w:val="19"/>
               </w:rPr>
               <w:t>FR-02 / FR-03 Event discovery and details</w:t>
             </w:r>
@@ -822,17 +804,12 @@
         <w:tc>
           <w:tcPr>
             <w:tcW w:type="dxa" w:w="4320"/>
-            <w:vAlign w:val="center"/>
           </w:tcPr>
           <w:p>
-            <w:pPr>
-              <w:spacing w:after="40" w:line="240" w:lineRule="auto"/>
-            </w:pPr>
             <w:r>
               <w:rPr>
                 <w:rFonts w:ascii="Times New Roman" w:hAnsi="Times New Roman"/>
-                <w:color w:val="000000"/>
-                <w:sz w:val="18"/>
+                <w:sz w:val="19"/>
               </w:rPr>
               <w:t>User Interface + Event Management Service</w:t>
             </w:r>
@@ -843,17 +820,12 @@
         <w:tc>
           <w:tcPr>
             <w:tcW w:type="dxa" w:w="4320"/>
-            <w:vAlign w:val="center"/>
           </w:tcPr>
           <w:p>
-            <w:pPr>
-              <w:spacing w:after="40" w:line="240" w:lineRule="auto"/>
-            </w:pPr>
             <w:r>
               <w:rPr>
                 <w:rFonts w:ascii="Times New Roman" w:hAnsi="Times New Roman"/>
-                <w:color w:val="000000"/>
-                <w:sz w:val="18"/>
+                <w:sz w:val="19"/>
               </w:rPr>
               <w:t>FR-04 / FR-05 Registration and capacity</w:t>
             </w:r>
@@ -862,17 +834,12 @@
         <w:tc>
           <w:tcPr>
             <w:tcW w:type="dxa" w:w="4320"/>
-            <w:vAlign w:val="center"/>
           </w:tcPr>
           <w:p>
-            <w:pPr>
-              <w:spacing w:after="40" w:line="240" w:lineRule="auto"/>
-            </w:pPr>
             <w:r>
               <w:rPr>
                 <w:rFonts w:ascii="Times New Roman" w:hAnsi="Times New Roman"/>
-                <w:color w:val="000000"/>
-                <w:sz w:val="18"/>
+                <w:sz w:val="19"/>
               </w:rPr>
               <w:t>Registration &amp; Capacity Service</w:t>
             </w:r>
@@ -883,17 +850,12 @@
         <w:tc>
           <w:tcPr>
             <w:tcW w:type="dxa" w:w="4320"/>
-            <w:vAlign w:val="center"/>
           </w:tcPr>
           <w:p>
-            <w:pPr>
-              <w:spacing w:after="40" w:line="240" w:lineRule="auto"/>
-            </w:pPr>
             <w:r>
               <w:rPr>
                 <w:rFonts w:ascii="Times New Roman" w:hAnsi="Times New Roman"/>
-                <w:color w:val="000000"/>
-                <w:sz w:val="18"/>
+                <w:sz w:val="19"/>
               </w:rPr>
               <w:t>FR-06 Registered events</w:t>
             </w:r>
@@ -902,17 +864,12 @@
         <w:tc>
           <w:tcPr>
             <w:tcW w:type="dxa" w:w="4320"/>
-            <w:vAlign w:val="center"/>
           </w:tcPr>
           <w:p>
-            <w:pPr>
-              <w:spacing w:after="40" w:line="240" w:lineRule="auto"/>
-            </w:pPr>
             <w:r>
               <w:rPr>
                 <w:rFonts w:ascii="Times New Roman" w:hAnsi="Times New Roman"/>
-                <w:color w:val="000000"/>
-                <w:sz w:val="18"/>
+                <w:sz w:val="19"/>
               </w:rPr>
               <w:t>User Interface + Registration &amp; Capacity Service</w:t>
             </w:r>
@@ -923,17 +880,12 @@
         <w:tc>
           <w:tcPr>
             <w:tcW w:type="dxa" w:w="4320"/>
-            <w:vAlign w:val="center"/>
           </w:tcPr>
           <w:p>
-            <w:pPr>
-              <w:spacing w:after="40" w:line="240" w:lineRule="auto"/>
-            </w:pPr>
             <w:r>
               <w:rPr>
                 <w:rFonts w:ascii="Times New Roman" w:hAnsi="Times New Roman"/>
-                <w:color w:val="000000"/>
-                <w:sz w:val="18"/>
+                <w:sz w:val="19"/>
               </w:rPr>
               <w:t>FR-07 / FR-08 Organizer management</w:t>
             </w:r>
@@ -942,19 +894,14 @@
         <w:tc>
           <w:tcPr>
             <w:tcW w:type="dxa" w:w="4320"/>
-            <w:vAlign w:val="center"/>
           </w:tcPr>
           <w:p>
-            <w:pPr>
-              <w:spacing w:after="40" w:line="240" w:lineRule="auto"/>
-            </w:pPr>
             <w:r>
               <w:rPr>
                 <w:rFonts w:ascii="Times New Roman" w:hAnsi="Times New Roman"/>
-                <w:color w:val="000000"/>
-                <w:sz w:val="18"/>
+                <w:sz w:val="19"/>
               </w:rPr>
-              <w:t>User Interface + Event Management Service</w:t>
+              <w:t>User Interface + Event Management Service + Registration &amp; Capacity Service</w:t>
             </w:r>
           </w:p>
         </w:tc>
@@ -963,36 +910,26 @@
         <w:tc>
           <w:tcPr>
             <w:tcW w:type="dxa" w:w="4320"/>
-            <w:vAlign w:val="center"/>
           </w:tcPr>
           <w:p>
-            <w:pPr>
-              <w:spacing w:after="40" w:line="240" w:lineRule="auto"/>
-            </w:pPr>
             <w:r>
               <w:rPr>
                 <w:rFonts w:ascii="Times New Roman" w:hAnsi="Times New Roman"/>
-                <w:color w:val="000000"/>
-                <w:sz w:val="18"/>
+                <w:sz w:val="19"/>
               </w:rPr>
-              <w:t>FR-09 Notifications and registration information</w:t>
+              <w:t>FR-09 Event updates and registration information</w:t>
             </w:r>
           </w:p>
         </w:tc>
         <w:tc>
           <w:tcPr>
             <w:tcW w:type="dxa" w:w="4320"/>
-            <w:vAlign w:val="center"/>
           </w:tcPr>
           <w:p>
-            <w:pPr>
-              <w:spacing w:after="40" w:line="240" w:lineRule="auto"/>
-            </w:pPr>
             <w:r>
               <w:rPr>
                 <w:rFonts w:ascii="Times New Roman" w:hAnsi="Times New Roman"/>
-                <w:color w:val="000000"/>
-                <w:sz w:val="18"/>
+                <w:sz w:val="19"/>
               </w:rPr>
               <w:t>Notification &amp; Reporting Service</w:t>
             </w:r>
@@ -1003,36 +940,56 @@
         <w:tc>
           <w:tcPr>
             <w:tcW w:type="dxa" w:w="4320"/>
-            <w:vAlign w:val="center"/>
           </w:tcPr>
           <w:p>
-            <w:pPr>
-              <w:spacing w:after="40" w:line="240" w:lineRule="auto"/>
-            </w:pPr>
             <w:r>
               <w:rPr>
                 <w:rFonts w:ascii="Times New Roman" w:hAnsi="Times New Roman"/>
-                <w:color w:val="000000"/>
-                <w:sz w:val="18"/>
+                <w:sz w:val="19"/>
               </w:rPr>
-              <w:t>FR-10 Administration</w:t>
+              <w:t>FR-10 Registration reports</w:t>
             </w:r>
           </w:p>
         </w:tc>
         <w:tc>
           <w:tcPr>
             <w:tcW w:type="dxa" w:w="4320"/>
-            <w:vAlign w:val="center"/>
           </w:tcPr>
           <w:p>
-            <w:pPr>
-              <w:spacing w:after="40" w:line="240" w:lineRule="auto"/>
-            </w:pPr>
             <w:r>
               <w:rPr>
                 <w:rFonts w:ascii="Times New Roman" w:hAnsi="Times New Roman"/>
-                <w:color w:val="000000"/>
-                <w:sz w:val="18"/>
+                <w:sz w:val="19"/>
+              </w:rPr>
+              <w:t>Notification &amp; Reporting Service</w:t>
+            </w:r>
+          </w:p>
+        </w:tc>
+      </w:tr>
+      <w:tr>
+        <w:tc>
+          <w:tcPr>
+            <w:tcW w:type="dxa" w:w="4320"/>
+          </w:tcPr>
+          <w:p>
+            <w:r>
+              <w:rPr>
+                <w:rFonts w:ascii="Times New Roman" w:hAnsi="Times New Roman"/>
+                <w:sz w:val="19"/>
+              </w:rPr>
+              <w:t>FR-11 Administration</w:t>
+            </w:r>
+          </w:p>
+        </w:tc>
+        <w:tc>
+          <w:tcPr>
+            <w:tcW w:type="dxa" w:w="4320"/>
+          </w:tcPr>
+          <w:p>
+            <w:r>
+              <w:rPr>
+                <w:rFonts w:ascii="Times New Roman" w:hAnsi="Times New Roman"/>
+                <w:sz w:val="19"/>
               </w:rPr>
               <w:t>User Interface + Authentication &amp; Role Management + Event Management Service</w:t>
             </w:r>
@@ -1043,17 +1000,12 @@
         <w:tc>
           <w:tcPr>
             <w:tcW w:type="dxa" w:w="4320"/>
-            <w:vAlign w:val="center"/>
           </w:tcPr>
           <w:p>
-            <w:pPr>
-              <w:spacing w:after="40" w:line="240" w:lineRule="auto"/>
-            </w:pPr>
             <w:r>
               <w:rPr>
                 <w:rFonts w:ascii="Times New Roman" w:hAnsi="Times New Roman"/>
-                <w:color w:val="000000"/>
-                <w:sz w:val="18"/>
+                <w:sz w:val="19"/>
               </w:rPr>
               <w:t>NFR-01 / NFR-02 Performance</w:t>
             </w:r>
@@ -1062,19 +1014,14 @@
         <w:tc>
           <w:tcPr>
             <w:tcW w:type="dxa" w:w="4320"/>
-            <w:vAlign w:val="center"/>
           </w:tcPr>
           <w:p>
-            <w:pPr>
-              <w:spacing w:after="40" w:line="240" w:lineRule="auto"/>
-            </w:pPr>
             <w:r>
               <w:rPr>
                 <w:rFonts w:ascii="Times New Roman" w:hAnsi="Times New Roman"/>
-                <w:color w:val="000000"/>
-                <w:sz w:val="18"/>
+                <w:sz w:val="19"/>
               </w:rPr>
-              <w:t>API/Application Layer + Database</w:t>
+              <w:t>Application / API Layer + Database Layer</w:t>
             </w:r>
           </w:p>
         </w:tc>
@@ -1083,17 +1030,12 @@
         <w:tc>
           <w:tcPr>
             <w:tcW w:type="dxa" w:w="4320"/>
-            <w:vAlign w:val="center"/>
           </w:tcPr>
           <w:p>
-            <w:pPr>
-              <w:spacing w:after="40" w:line="240" w:lineRule="auto"/>
-            </w:pPr>
             <w:r>
               <w:rPr>
                 <w:rFonts w:ascii="Times New Roman" w:hAnsi="Times New Roman"/>
-                <w:color w:val="000000"/>
-                <w:sz w:val="18"/>
+                <w:sz w:val="19"/>
               </w:rPr>
               <w:t>NFR-03 / NFR-04 Security</w:t>
             </w:r>
@@ -1102,17 +1044,12 @@
         <w:tc>
           <w:tcPr>
             <w:tcW w:type="dxa" w:w="4320"/>
-            <w:vAlign w:val="center"/>
           </w:tcPr>
           <w:p>
-            <w:pPr>
-              <w:spacing w:after="40" w:line="240" w:lineRule="auto"/>
-            </w:pPr>
             <w:r>
               <w:rPr>
                 <w:rFonts w:ascii="Times New Roman" w:hAnsi="Times New Roman"/>
-                <w:color w:val="000000"/>
-                <w:sz w:val="18"/>
+                <w:sz w:val="19"/>
               </w:rPr>
               <w:t>Authentication &amp; Role Management + Security Controls</w:t>
             </w:r>
@@ -1123,17 +1060,12 @@
         <w:tc>
           <w:tcPr>
             <w:tcW w:type="dxa" w:w="4320"/>
-            <w:vAlign w:val="center"/>
           </w:tcPr>
           <w:p>
-            <w:pPr>
-              <w:spacing w:after="40" w:line="240" w:lineRule="auto"/>
-            </w:pPr>
             <w:r>
               <w:rPr>
                 <w:rFonts w:ascii="Times New Roman" w:hAnsi="Times New Roman"/>
-                <w:color w:val="000000"/>
-                <w:sz w:val="18"/>
+                <w:sz w:val="19"/>
               </w:rPr>
               <w:t>NFR-05 / NFR-06 / NFR-07 Quality</w:t>
             </w:r>
@@ -1142,19 +1074,14 @@
         <w:tc>
           <w:tcPr>
             <w:tcW w:type="dxa" w:w="4320"/>
-            <w:vAlign w:val="center"/>
           </w:tcPr>
           <w:p>
-            <w:pPr>
-              <w:spacing w:after="40" w:line="240" w:lineRule="auto"/>
-            </w:pPr>
             <w:r>
               <w:rPr>
                 <w:rFonts w:ascii="Times New Roman" w:hAnsi="Times New Roman"/>
-                <w:color w:val="000000"/>
-                <w:sz w:val="18"/>
+                <w:sz w:val="19"/>
               </w:rPr>
-              <w:t>Presentation, Application, and Data layers</w:t>
+              <w:t>Presentation + Application + Data Access Layers</w:t>
             </w:r>
           </w:p>
         </w:tc>
@@ -1261,6 +1188,15 @@
           <w:sz w:val="23"/>
         </w:rPr>
         <w:t>6. Sensitive operations should be logged where appropriate for accountability and troubleshooting.</w:t>
+      </w:r>
+    </w:p>
+    <w:p>
+      <w:r>
+        <w:rPr>
+          <w:rFonts w:ascii="Times New Roman" w:hAnsi="Times New Roman"/>
+          <w:sz w:val="23"/>
+        </w:rPr>
+        <w:t>The architecture separates presentation, application/API, data-access, and database responsibilities. Authentication and authorization are applied before protected organizer and administrator operations. Reporting is treated as part of the Notification &amp; Reporting Service so that FR-09 and FR-10 have explicit architectural ownership.</w:t>
       </w:r>
     </w:p>
     <w:sectPr>
